--- a/dosyalar/10-sinif/arapca-10-1d2y-klasik.docx
+++ b/dosyalar/10-sinif/arapca-10-1d2y-klasik.docx
@@ -946,7 +946,7 @@
                 <w:szCs w:val="30"/>
                 <w:rtl/>
               </w:rPr>
-              <w:t xml:space="preserve">اَلطُّمُوحُ</w:t>
+              <w:t xml:space="preserve">اَلطُّمُوحُ</w:t>
             </w:r>
           </w:p>
         </w:tc>
@@ -1042,7 +1042,7 @@
                 <w:szCs w:val="30"/>
                 <w:rtl/>
               </w:rPr>
-              <w:t xml:space="preserve">اَلنَّجَاحُ</w:t>
+              <w:t xml:space="preserve">اَلنَّجَاحُ</w:t>
             </w:r>
           </w:p>
         </w:tc>
@@ -3223,7 +3223,7 @@
                 <w:szCs w:val="30"/>
                 <w:rtl/>
               </w:rPr>
-              <w:t xml:space="preserve">أُحِبُّ   —   أَسْتَطِيعُ   —   أَشْعُرُ   —   سَوْفَ   —   أُرِيدُ   —   لِأَنَّ   —   لَكِنَّ</w:t>
+              <w:t xml:space="preserve">أُحِبُّ   —   أَسْتَطِيعُ   —   أَشْعُرُ   —   سَوْفَ   —   أُرِيدُ   —   لِأَنَّ   —   لَكِنَّ</w:t>
             </w:r>
           </w:p>
         </w:tc>
@@ -3330,7 +3330,7 @@
                 <w:szCs w:val="28"/>
                 <w:rtl/>
               </w:rPr>
-              <w:t xml:space="preserve">……………………… أَنْ أَقْرَأَ الْقِصَصَ فِي الْعُطْلَةِ.</w:t>
+              <w:t xml:space="preserve">……………………… أَنْ أَقْرَأَ القِصَصَ فِي العُطْلَةِ.</w:t>
             </w:r>
           </w:p>
         </w:tc>
@@ -3402,7 +3402,7 @@
                 <w:szCs w:val="28"/>
                 <w:rtl/>
               </w:rPr>
-              <w:t xml:space="preserve">……………………… أَنْ أَسْبَحَ فِي الْبَحْرِ جَيِّدًا.</w:t>
+              <w:t xml:space="preserve">……………………… أَنْ أَسْبَحَ فِي البَحْرِ جَيِّدًا.</w:t>
             </w:r>
           </w:p>
         </w:tc>
@@ -3474,7 +3474,7 @@
                 <w:szCs w:val="28"/>
                 <w:rtl/>
               </w:rPr>
-              <w:t xml:space="preserve">……………………… بِالسَّعَادَةِ عِنْدَمَا أُسَاعِدُ صَدِيقِي.</w:t>
+              <w:t xml:space="preserve">……………………… بِالسَّعَادَةِ عِنْدَمَا أُسَاعِدُ صَدِيقِي.</w:t>
             </w:r>
           </w:p>
         </w:tc>
@@ -3546,7 +3546,7 @@
                 <w:szCs w:val="28"/>
                 <w:rtl/>
               </w:rPr>
-              <w:t xml:space="preserve">……………………… أَدْرُسُ الطِّبَّ فِي الْجَامِعَةِ.</w:t>
+              <w:t xml:space="preserve">……………………… أَدْرُسُ الطِّبَّ فِي الجَامِعَةِ.</w:t>
             </w:r>
           </w:p>
         </w:tc>
@@ -3690,7 +3690,7 @@
                 <w:szCs w:val="28"/>
                 <w:rtl/>
               </w:rPr>
-              <w:t xml:space="preserve">أَنَا سَعِيدٌ ……………………… النَّجَاحَ ثَمَرَةُ الِاجْتِهَادِ.</w:t>
+              <w:t xml:space="preserve">أَنَا سَعِيدٌ ……………………… النَّجَاحَ ثَمَرَةُ الاجْتِهَادِ.</w:t>
             </w:r>
           </w:p>
         </w:tc>
@@ -3762,7 +3762,7 @@
                 <w:szCs w:val="28"/>
                 <w:rtl/>
               </w:rPr>
-              <w:t xml:space="preserve">أُحِبُّ الرَّسْمَ، ……………………… أَخِي يُحِبُّ الْعَزْفَ.</w:t>
+              <w:t xml:space="preserve">أُحِبُّ الرَّسْمَ، ……………………… أَخِي يُحِبُّ العَزْفَ.</w:t>
             </w:r>
           </w:p>
         </w:tc>
@@ -3869,7 +3869,7 @@
           <w:sz w:val="20"/>
           <w:szCs w:val="20"/>
         </w:rPr>
-        <w:t xml:space="preserve">1.  «أُحِبُّ أَنْ أَقْرَأَ» yapısında «أَنْ» edatından sonra gelen fiilin durumu nedir?</w:t>
+        <w:t xml:space="preserve">1.  «أُحِبُّ أَنْ أَقْرَأَ» yapısında «أَنْ» edatından sonra gelen fiilin durumu nedir?</w:t>
       </w:r>
     </w:p>
     <w:tbl>
@@ -4181,7 +4181,7 @@
                 <w:szCs w:val="28"/>
                 <w:rtl/>
               </w:rPr>
-              <w:t xml:space="preserve">ذَهَبْتُ إِلَى النَّادِي</w:t>
+              <w:t xml:space="preserve">ذَهَبْتُ إِلَى النَّادِي</w:t>
             </w:r>
           </w:p>
         </w:tc>
@@ -4286,7 +4286,7 @@
                 <w:szCs w:val="28"/>
                 <w:rtl/>
               </w:rPr>
-              <w:t xml:space="preserve">أَنَا هَادِئٌ جِدًّا</w:t>
+              <w:t xml:space="preserve">أَنَا هَادِئٌ جِدًّا</w:t>
             </w:r>
           </w:p>
         </w:tc>
@@ -4336,7 +4336,7 @@
                 <w:szCs w:val="28"/>
                 <w:rtl/>
               </w:rPr>
-              <w:t xml:space="preserve">اِقْرَأْ هَذَا الْكِتَابَ</w:t>
+              <w:t xml:space="preserve">اِقْرَأْ هَذَا الكِتَابَ</w:t>
             </w:r>
           </w:p>
         </w:tc>
@@ -4359,7 +4359,7 @@
           <w:sz w:val="20"/>
           <w:szCs w:val="20"/>
         </w:rPr>
-        <w:t xml:space="preserve">3.  «لَا أَسْتَطِيعُ أَنْ أَعْزِفَ عَلَى الْعُودِ» cümlesinin Türkçe anlamı hangisidir?</w:t>
+        <w:t xml:space="preserve">3.  «لَا أَسْتَطِيعُ أَنْ أَعْزِفَ عَلَى العُودِ» cümlesinin Türkçe anlamı hangisidir?</w:t>
       </w:r>
     </w:p>
     <w:tbl>
@@ -4914,7 +4914,7 @@
                 <w:szCs w:val="28"/>
                 <w:rtl/>
               </w:rPr>
-              <w:t xml:space="preserve">كِتَابُ الطَّالِبِ</w:t>
+              <w:t xml:space="preserve">كِتَابُ الطَّالِبِ</w:t>
             </w:r>
           </w:p>
         </w:tc>
@@ -4964,7 +4964,7 @@
                 <w:szCs w:val="28"/>
                 <w:rtl/>
               </w:rPr>
-              <w:t xml:space="preserve">اَلطَّالِبُ الْمُجْتَهِدُ</w:t>
+              <w:t xml:space="preserve">اَلطَّالِبُ المُجْتَهِدُ</w:t>
             </w:r>
           </w:p>
         </w:tc>
@@ -5019,7 +5019,7 @@
                 <w:szCs w:val="28"/>
                 <w:rtl/>
               </w:rPr>
-              <w:t xml:space="preserve">فِي الْمَدْرَسَةِ</w:t>
+              <w:t xml:space="preserve">فِي المَدْرَسَةِ</w:t>
             </w:r>
           </w:p>
         </w:tc>
@@ -5069,7 +5069,7 @@
                 <w:szCs w:val="28"/>
                 <w:rtl/>
               </w:rPr>
-              <w:t xml:space="preserve">قَرَأَ الطَّالِبُ</w:t>
+              <w:t xml:space="preserve">قَرَأَ الطَّالِبُ</w:t>
             </w:r>
           </w:p>
         </w:tc>
@@ -5371,7 +5371,7 @@
                 <w:szCs w:val="28"/>
                 <w:rtl/>
               </w:rPr>
-              <w:t xml:space="preserve">أُرِيدُ أَنْ أَكُونَ مُعَلِّمًا.</w:t>
+              <w:t xml:space="preserve">أُرِيدُ أَنْ أَكُونَ مُعَلِّمًا.</w:t>
             </w:r>
           </w:p>
         </w:tc>
@@ -5623,7 +5623,7 @@
                 <w:szCs w:val="28"/>
                 <w:rtl/>
               </w:rPr>
-              <w:t xml:space="preserve">سَوْفَ أَدْرُسُ فِي الْجَامِعَةِ.</w:t>
+              <w:t xml:space="preserve">سَوْفَ أَدْرُسُ فِي الجَامِعَةِ.</w:t>
             </w:r>
           </w:p>
         </w:tc>
@@ -6108,7 +6108,7 @@
                 <w:szCs w:val="28"/>
                 <w:rtl/>
               </w:rPr>
-              <w:t xml:space="preserve">الْقِصَصَ  ـ  أَقْرَأَ  ـ  أَنْ  ـ  أُحِبُّ</w:t>
+              <w:t xml:space="preserve">القِصَصَ  ـ  أَقْرَأَ  ـ  أَنْ  ـ  أُحِبُّ</w:t>
             </w:r>
           </w:p>
         </w:tc>
@@ -6252,7 +6252,7 @@
                 <w:szCs w:val="28"/>
                 <w:rtl/>
               </w:rPr>
-              <w:t xml:space="preserve">بِالسَّعَادَةِ  ـ  أَشْعُرُ  ـ  الْيَوْمَ</w:t>
+              <w:t xml:space="preserve">بِالسَّعَادَةِ  ـ  أَشْعُرُ  ـ  اليَوْمَ</w:t>
             </w:r>
           </w:p>
         </w:tc>
@@ -6324,7 +6324,7 @@
                 <w:szCs w:val="28"/>
                 <w:rtl/>
               </w:rPr>
-              <w:t xml:space="preserve">الْعَرَبِيَّةَ  ـ  أَتَكَلَّمَ  ـ  أَنْ  ـ  أَسْتَطِيعُ</w:t>
+              <w:t xml:space="preserve">العَرَبِيَّةَ  ـ  أَتَكَلَّمَ  ـ  أَنْ  ـ  أَسْتَطِيعُ</w:t>
             </w:r>
           </w:p>
         </w:tc>
@@ -6548,7 +6548,7 @@
                 <w:szCs w:val="30"/>
                 <w:rtl/>
               </w:rPr>
-              <w:t xml:space="preserve">أَنَا   —   هِوَايَتِي   —   أُحِبُّ أَنْ   —   أَسْتَطِيعُ أَنْ   —   أَشْعُرُ بِ   —   سَوْفَ   —   هَدَفِي   —   لِأَنَّ</w:t>
+              <w:t xml:space="preserve">أَنَا   —   هِوَايَتِي   —   أُحِبُّ أَنْ   —   أَسْتَطِيعُ أَنْ   —   أَشْعُرُ بِ   —   سَوْفَ   —   هَدَفِي   —   لِأَنَّ</w:t>
             </w:r>
           </w:p>
         </w:tc>
@@ -7174,7 +7174,7 @@
                 <w:szCs w:val="27"/>
                 <w:rtl/>
               </w:rPr>
-              <w:t xml:space="preserve">أُحِبُّ قِرَاءَةَ الْكُتُبِ كَثِيرًا. · أَسْتَطِيعُ أَنْ أَتَكَلَّمَ الْعَرَبِيَّةَ.</w:t>
+              <w:t xml:space="preserve">أُحِبُّ قِرَاءَةَ الكُتُبِ كَثِيرًا. · أَسْتَطِيعُ أَنْ أَتَكَلَّمَ العَرَبِيَّةَ.</w:t>
             </w:r>
           </w:p>
           <w:p>
@@ -7192,7 +7192,7 @@
                 <w:szCs w:val="27"/>
                 <w:rtl/>
               </w:rPr>
-              <w:t xml:space="preserve">أُرِيدُ أَنْ أَكُونَ طَبِيبًا فِي الْمُسْتَقْبَلِ. · أَشْعُرُ بِالْفَرَحِ لِنَجَاحِي فِي الِامْتِحَانِ.</w:t>
+              <w:t xml:space="preserve">أُرِيدُ أَنْ أَكُونَ طَبِيبًا فِي المُسْتَقْبَلِ. · أَشْعُرُ بِالْفَرَحِ لِنَجَاحِي فِي الامْتِحَانِ.</w:t>
             </w:r>
           </w:p>
           <w:p>
@@ -7210,7 +7210,7 @@
                 <w:szCs w:val="27"/>
                 <w:rtl/>
               </w:rPr>
-              <w:t xml:space="preserve">سَوْفَ أَذْهَبُ إِلَى السِّبَاحَةِ غَدًا. · لَا يَسْتَطِيعُ أَخِي أَنْ يَرْسُمَ.</w:t>
+              <w:t xml:space="preserve">سَوْفَ أَذْهَبُ إِلَى السِّبَاحَةِ غَدًا. · لَا يَسْتَطِيعُ أَخِي أَنْ يَرْسُمَ.</w:t>
             </w:r>
           </w:p>
         </w:tc>
@@ -7398,7 +7398,7 @@
                 <w:szCs w:val="27"/>
                 <w:rtl/>
               </w:rPr>
-              <w:t xml:space="preserve">أُحِبُّ ، أَسْتَطِيعُ ، أَشْعُرُ ، سَوْفَ ،</w:t>
+              <w:t xml:space="preserve">أُحِبُّ ، أَسْتَطِيعُ ، أَشْعُرُ ، سَوْفَ ،</w:t>
             </w:r>
           </w:p>
           <w:p>
@@ -7416,7 +7416,7 @@
                 <w:szCs w:val="27"/>
                 <w:rtl/>
               </w:rPr>
-              <w:t xml:space="preserve">أُرِيدُ ، لِأَنَّ ، لَكِنَّ</w:t>
+              <w:t xml:space="preserve">أُرِيدُ ، لِأَنَّ ، لَكِنَّ</w:t>
             </w:r>
           </w:p>
         </w:tc>
@@ -7698,7 +7698,7 @@
                 <w:szCs w:val="27"/>
                 <w:rtl/>
               </w:rPr>
-              <w:t xml:space="preserve">أُحِبُّ أَنْ أَقْرَأَ الْقِصَصَ. · أُرِيدُ أَنْ أَكُونَ مُهَنْدِسًا.</w:t>
+              <w:t xml:space="preserve">أُحِبُّ أَنْ أَقْرَأَ القِصَصَ. · أُرِيدُ أَنْ أَكُونَ مُهَنْدِسًا.</w:t>
             </w:r>
           </w:p>
           <w:p>
@@ -7716,7 +7716,7 @@
                 <w:szCs w:val="27"/>
                 <w:rtl/>
               </w:rPr>
-              <w:t xml:space="preserve">أَشْعُرُ بِالسَّعَادَةِ. · أَسْتَطِيعُ أَنْ أَتَكَلَّمَ الْعَرَبِيَّةَ. · سَأَصِلُ إِلَى هَدَفِي.</w:t>
+              <w:t xml:space="preserve">أَشْعُرُ بِالسَّعَادَةِ. · أَسْتَطِيعُ أَنْ أَتَكَلَّمَ العَرَبِيَّةَ. · سَأَصِلُ إِلَى هَدَفِي.</w:t>
             </w:r>
           </w:p>
         </w:tc>

--- a/dosyalar/10-sinif/arapca-10-1d2y-klasik.docx
+++ b/dosyalar/10-sinif/arapca-10-1d2y-klasik.docx
@@ -650,7 +650,7 @@
             </w:pPr>
             <w:r>
               <w:rPr>
-                <w:rFonts w:ascii="Markazi Text" w:cs="Markazi Text" w:eastAsia="Markazi Text" w:hAnsi="Markazi Text"/>
+                <w:rFonts w:ascii="Arakom" w:cs="Arakom" w:eastAsia="Arakom" w:hAnsi="Arakom"/>
                 <w:b w:val="false"/>
                 <w:bCs w:val="false"/>
                 <w:color w:val="111111"/>
@@ -746,7 +746,7 @@
             </w:pPr>
             <w:r>
               <w:rPr>
-                <w:rFonts w:ascii="Markazi Text" w:cs="Markazi Text" w:eastAsia="Markazi Text" w:hAnsi="Markazi Text"/>
+                <w:rFonts w:ascii="Arakom" w:cs="Arakom" w:eastAsia="Arakom" w:hAnsi="Arakom"/>
                 <w:b w:val="false"/>
                 <w:bCs w:val="false"/>
                 <w:color w:val="111111"/>
@@ -842,7 +842,7 @@
             </w:pPr>
             <w:r>
               <w:rPr>
-                <w:rFonts w:ascii="Markazi Text" w:cs="Markazi Text" w:eastAsia="Markazi Text" w:hAnsi="Markazi Text"/>
+                <w:rFonts w:ascii="Arakom" w:cs="Arakom" w:eastAsia="Arakom" w:hAnsi="Arakom"/>
                 <w:b w:val="false"/>
                 <w:bCs w:val="false"/>
                 <w:color w:val="111111"/>
@@ -938,7 +938,7 @@
             </w:pPr>
             <w:r>
               <w:rPr>
-                <w:rFonts w:ascii="Markazi Text" w:cs="Markazi Text" w:eastAsia="Markazi Text" w:hAnsi="Markazi Text"/>
+                <w:rFonts w:ascii="Arakom" w:cs="Arakom" w:eastAsia="Arakom" w:hAnsi="Arakom"/>
                 <w:b w:val="false"/>
                 <w:bCs w:val="false"/>
                 <w:color w:val="111111"/>
@@ -1034,7 +1034,7 @@
             </w:pPr>
             <w:r>
               <w:rPr>
-                <w:rFonts w:ascii="Markazi Text" w:cs="Markazi Text" w:eastAsia="Markazi Text" w:hAnsi="Markazi Text"/>
+                <w:rFonts w:ascii="Arakom" w:cs="Arakom" w:eastAsia="Arakom" w:hAnsi="Arakom"/>
                 <w:b w:val="false"/>
                 <w:bCs w:val="false"/>
                 <w:color w:val="111111"/>
@@ -1130,7 +1130,7 @@
             </w:pPr>
             <w:r>
               <w:rPr>
-                <w:rFonts w:ascii="Markazi Text" w:cs="Markazi Text" w:eastAsia="Markazi Text" w:hAnsi="Markazi Text"/>
+                <w:rFonts w:ascii="Arakom" w:cs="Arakom" w:eastAsia="Arakom" w:hAnsi="Arakom"/>
                 <w:b w:val="false"/>
                 <w:bCs w:val="false"/>
                 <w:color w:val="111111"/>
@@ -1459,7 +1459,7 @@
             </w:pPr>
             <w:r>
               <w:rPr>
-                <w:rFonts w:ascii="Markazi Text" w:cs="Markazi Text" w:eastAsia="Markazi Text" w:hAnsi="Markazi Text"/>
+                <w:rFonts w:ascii="Arakom" w:cs="Arakom" w:eastAsia="Arakom" w:hAnsi="Arakom"/>
                 <w:b w:val="false"/>
                 <w:bCs w:val="false"/>
                 <w:color w:val="111111"/>
@@ -1555,7 +1555,7 @@
             </w:pPr>
             <w:r>
               <w:rPr>
-                <w:rFonts w:ascii="Markazi Text" w:cs="Markazi Text" w:eastAsia="Markazi Text" w:hAnsi="Markazi Text"/>
+                <w:rFonts w:ascii="Arakom" w:cs="Arakom" w:eastAsia="Arakom" w:hAnsi="Arakom"/>
                 <w:b w:val="false"/>
                 <w:bCs w:val="false"/>
                 <w:color w:val="111111"/>
@@ -1651,7 +1651,7 @@
             </w:pPr>
             <w:r>
               <w:rPr>
-                <w:rFonts w:ascii="Markazi Text" w:cs="Markazi Text" w:eastAsia="Markazi Text" w:hAnsi="Markazi Text"/>
+                <w:rFonts w:ascii="Arakom" w:cs="Arakom" w:eastAsia="Arakom" w:hAnsi="Arakom"/>
                 <w:b w:val="false"/>
                 <w:bCs w:val="false"/>
                 <w:color w:val="111111"/>
@@ -1747,7 +1747,7 @@
             </w:pPr>
             <w:r>
               <w:rPr>
-                <w:rFonts w:ascii="Markazi Text" w:cs="Markazi Text" w:eastAsia="Markazi Text" w:hAnsi="Markazi Text"/>
+                <w:rFonts w:ascii="Arakom" w:cs="Arakom" w:eastAsia="Arakom" w:hAnsi="Arakom"/>
                 <w:b w:val="false"/>
                 <w:bCs w:val="false"/>
                 <w:color w:val="111111"/>
@@ -1843,7 +1843,7 @@
             </w:pPr>
             <w:r>
               <w:rPr>
-                <w:rFonts w:ascii="Markazi Text" w:cs="Markazi Text" w:eastAsia="Markazi Text" w:hAnsi="Markazi Text"/>
+                <w:rFonts w:ascii="Arakom" w:cs="Arakom" w:eastAsia="Arakom" w:hAnsi="Arakom"/>
                 <w:b w:val="false"/>
                 <w:bCs w:val="false"/>
                 <w:color w:val="111111"/>
@@ -1939,7 +1939,7 @@
             </w:pPr>
             <w:r>
               <w:rPr>
-                <w:rFonts w:ascii="Markazi Text" w:cs="Markazi Text" w:eastAsia="Markazi Text" w:hAnsi="Markazi Text"/>
+                <w:rFonts w:ascii="Arakom" w:cs="Arakom" w:eastAsia="Arakom" w:hAnsi="Arakom"/>
                 <w:b w:val="false"/>
                 <w:bCs w:val="false"/>
                 <w:color w:val="111111"/>
@@ -2115,7 +2115,7 @@
             </w:pPr>
             <w:r>
               <w:rPr>
-                <w:rFonts w:ascii="Markazi Text" w:cs="Markazi Text" w:eastAsia="Markazi Text" w:hAnsi="Markazi Text"/>
+                <w:rFonts w:ascii="Arakom" w:cs="Arakom" w:eastAsia="Arakom" w:hAnsi="Arakom"/>
                 <w:b w:val="false"/>
                 <w:bCs w:val="false"/>
                 <w:color w:val="111111"/>
@@ -2285,7 +2285,7 @@
             </w:pPr>
             <w:r>
               <w:rPr>
-                <w:rFonts w:ascii="Markazi Text" w:cs="Markazi Text" w:eastAsia="Markazi Text" w:hAnsi="Markazi Text"/>
+                <w:rFonts w:ascii="Arakom" w:cs="Arakom" w:eastAsia="Arakom" w:hAnsi="Arakom"/>
                 <w:b w:val="false"/>
                 <w:bCs w:val="false"/>
                 <w:color w:val="111111"/>
@@ -2455,7 +2455,7 @@
             </w:pPr>
             <w:r>
               <w:rPr>
-                <w:rFonts w:ascii="Markazi Text" w:cs="Markazi Text" w:eastAsia="Markazi Text" w:hAnsi="Markazi Text"/>
+                <w:rFonts w:ascii="Arakom" w:cs="Arakom" w:eastAsia="Arakom" w:hAnsi="Arakom"/>
                 <w:b w:val="false"/>
                 <w:bCs w:val="false"/>
                 <w:color w:val="111111"/>
@@ -2625,7 +2625,7 @@
             </w:pPr>
             <w:r>
               <w:rPr>
-                <w:rFonts w:ascii="Markazi Text" w:cs="Markazi Text" w:eastAsia="Markazi Text" w:hAnsi="Markazi Text"/>
+                <w:rFonts w:ascii="Arakom" w:cs="Arakom" w:eastAsia="Arakom" w:hAnsi="Arakom"/>
                 <w:b w:val="false"/>
                 <w:bCs w:val="false"/>
                 <w:color w:val="111111"/>
@@ -2795,7 +2795,7 @@
             </w:pPr>
             <w:r>
               <w:rPr>
-                <w:rFonts w:ascii="Markazi Text" w:cs="Markazi Text" w:eastAsia="Markazi Text" w:hAnsi="Markazi Text"/>
+                <w:rFonts w:ascii="Arakom" w:cs="Arakom" w:eastAsia="Arakom" w:hAnsi="Arakom"/>
                 <w:b w:val="false"/>
                 <w:bCs w:val="false"/>
                 <w:color w:val="111111"/>
@@ -2965,7 +2965,7 @@
             </w:pPr>
             <w:r>
               <w:rPr>
-                <w:rFonts w:ascii="Markazi Text" w:cs="Markazi Text" w:eastAsia="Markazi Text" w:hAnsi="Markazi Text"/>
+                <w:rFonts w:ascii="Arakom" w:cs="Arakom" w:eastAsia="Arakom" w:hAnsi="Arakom"/>
                 <w:b w:val="false"/>
                 <w:bCs w:val="false"/>
                 <w:color w:val="111111"/>
@@ -3215,7 +3215,7 @@
             </w:pPr>
             <w:r>
               <w:rPr>
-                <w:rFonts w:ascii="Markazi Text" w:cs="Markazi Text" w:eastAsia="Markazi Text" w:hAnsi="Markazi Text"/>
+                <w:rFonts w:ascii="Arakom" w:cs="Arakom" w:eastAsia="Arakom" w:hAnsi="Arakom"/>
                 <w:b w:val="false"/>
                 <w:bCs w:val="false"/>
                 <w:color w:val="111111"/>
@@ -3322,7 +3322,7 @@
             </w:pPr>
             <w:r>
               <w:rPr>
-                <w:rFonts w:ascii="Markazi Text" w:cs="Markazi Text" w:eastAsia="Markazi Text" w:hAnsi="Markazi Text"/>
+                <w:rFonts w:ascii="Arakom" w:cs="Arakom" w:eastAsia="Arakom" w:hAnsi="Arakom"/>
                 <w:b w:val="false"/>
                 <w:bCs w:val="false"/>
                 <w:color w:val="111111"/>
@@ -3394,7 +3394,7 @@
             </w:pPr>
             <w:r>
               <w:rPr>
-                <w:rFonts w:ascii="Markazi Text" w:cs="Markazi Text" w:eastAsia="Markazi Text" w:hAnsi="Markazi Text"/>
+                <w:rFonts w:ascii="Arakom" w:cs="Arakom" w:eastAsia="Arakom" w:hAnsi="Arakom"/>
                 <w:b w:val="false"/>
                 <w:bCs w:val="false"/>
                 <w:color w:val="111111"/>
@@ -3466,7 +3466,7 @@
             </w:pPr>
             <w:r>
               <w:rPr>
-                <w:rFonts w:ascii="Markazi Text" w:cs="Markazi Text" w:eastAsia="Markazi Text" w:hAnsi="Markazi Text"/>
+                <w:rFonts w:ascii="Arakom" w:cs="Arakom" w:eastAsia="Arakom" w:hAnsi="Arakom"/>
                 <w:b w:val="false"/>
                 <w:bCs w:val="false"/>
                 <w:color w:val="111111"/>
@@ -3538,7 +3538,7 @@
             </w:pPr>
             <w:r>
               <w:rPr>
-                <w:rFonts w:ascii="Markazi Text" w:cs="Markazi Text" w:eastAsia="Markazi Text" w:hAnsi="Markazi Text"/>
+                <w:rFonts w:ascii="Arakom" w:cs="Arakom" w:eastAsia="Arakom" w:hAnsi="Arakom"/>
                 <w:b w:val="false"/>
                 <w:bCs w:val="false"/>
                 <w:color w:val="111111"/>
@@ -3610,7 +3610,7 @@
             </w:pPr>
             <w:r>
               <w:rPr>
-                <w:rFonts w:ascii="Markazi Text" w:cs="Markazi Text" w:eastAsia="Markazi Text" w:hAnsi="Markazi Text"/>
+                <w:rFonts w:ascii="Arakom" w:cs="Arakom" w:eastAsia="Arakom" w:hAnsi="Arakom"/>
                 <w:b w:val="false"/>
                 <w:bCs w:val="false"/>
                 <w:color w:val="111111"/>
@@ -3682,7 +3682,7 @@
             </w:pPr>
             <w:r>
               <w:rPr>
-                <w:rFonts w:ascii="Markazi Text" w:cs="Markazi Text" w:eastAsia="Markazi Text" w:hAnsi="Markazi Text"/>
+                <w:rFonts w:ascii="Arakom" w:cs="Arakom" w:eastAsia="Arakom" w:hAnsi="Arakom"/>
                 <w:b w:val="false"/>
                 <w:bCs w:val="false"/>
                 <w:color w:val="111111"/>
@@ -3754,7 +3754,7 @@
             </w:pPr>
             <w:r>
               <w:rPr>
-                <w:rFonts w:ascii="Markazi Text" w:cs="Markazi Text" w:eastAsia="Markazi Text" w:hAnsi="Markazi Text"/>
+                <w:rFonts w:ascii="Arakom" w:cs="Arakom" w:eastAsia="Arakom" w:hAnsi="Arakom"/>
                 <w:b w:val="false"/>
                 <w:bCs w:val="false"/>
                 <w:color w:val="111111"/>
@@ -4173,7 +4173,7 @@
             </w:r>
             <w:r>
               <w:rPr>
-                <w:rFonts w:ascii="Markazi Text" w:cs="Markazi Text" w:eastAsia="Markazi Text" w:hAnsi="Markazi Text"/>
+                <w:rFonts w:ascii="Arakom" w:cs="Arakom" w:eastAsia="Arakom" w:hAnsi="Arakom"/>
                 <w:b w:val="false"/>
                 <w:bCs w:val="false"/>
                 <w:color w:val="111111"/>
@@ -4223,7 +4223,7 @@
             </w:r>
             <w:r>
               <w:rPr>
-                <w:rFonts w:ascii="Markazi Text" w:cs="Markazi Text" w:eastAsia="Markazi Text" w:hAnsi="Markazi Text"/>
+                <w:rFonts w:ascii="Arakom" w:cs="Arakom" w:eastAsia="Arakom" w:hAnsi="Arakom"/>
                 <w:b w:val="false"/>
                 <w:bCs w:val="false"/>
                 <w:color w:val="111111"/>
@@ -4278,7 +4278,7 @@
             </w:r>
             <w:r>
               <w:rPr>
-                <w:rFonts w:ascii="Markazi Text" w:cs="Markazi Text" w:eastAsia="Markazi Text" w:hAnsi="Markazi Text"/>
+                <w:rFonts w:ascii="Arakom" w:cs="Arakom" w:eastAsia="Arakom" w:hAnsi="Arakom"/>
                 <w:b w:val="false"/>
                 <w:bCs w:val="false"/>
                 <w:color w:val="111111"/>
@@ -4328,7 +4328,7 @@
             </w:r>
             <w:r>
               <w:rPr>
-                <w:rFonts w:ascii="Markazi Text" w:cs="Markazi Text" w:eastAsia="Markazi Text" w:hAnsi="Markazi Text"/>
+                <w:rFonts w:ascii="Arakom" w:cs="Arakom" w:eastAsia="Arakom" w:hAnsi="Arakom"/>
                 <w:b w:val="false"/>
                 <w:bCs w:val="false"/>
                 <w:color w:val="111111"/>
@@ -4906,7 +4906,7 @@
             </w:r>
             <w:r>
               <w:rPr>
-                <w:rFonts w:ascii="Markazi Text" w:cs="Markazi Text" w:eastAsia="Markazi Text" w:hAnsi="Markazi Text"/>
+                <w:rFonts w:ascii="Arakom" w:cs="Arakom" w:eastAsia="Arakom" w:hAnsi="Arakom"/>
                 <w:b w:val="false"/>
                 <w:bCs w:val="false"/>
                 <w:color w:val="111111"/>
@@ -4956,7 +4956,7 @@
             </w:r>
             <w:r>
               <w:rPr>
-                <w:rFonts w:ascii="Markazi Text" w:cs="Markazi Text" w:eastAsia="Markazi Text" w:hAnsi="Markazi Text"/>
+                <w:rFonts w:ascii="Arakom" w:cs="Arakom" w:eastAsia="Arakom" w:hAnsi="Arakom"/>
                 <w:b w:val="false"/>
                 <w:bCs w:val="false"/>
                 <w:color w:val="111111"/>
@@ -5011,7 +5011,7 @@
             </w:r>
             <w:r>
               <w:rPr>
-                <w:rFonts w:ascii="Markazi Text" w:cs="Markazi Text" w:eastAsia="Markazi Text" w:hAnsi="Markazi Text"/>
+                <w:rFonts w:ascii="Arakom" w:cs="Arakom" w:eastAsia="Arakom" w:hAnsi="Arakom"/>
                 <w:b w:val="false"/>
                 <w:bCs w:val="false"/>
                 <w:color w:val="111111"/>
@@ -5061,7 +5061,7 @@
             </w:r>
             <w:r>
               <w:rPr>
-                <w:rFonts w:ascii="Markazi Text" w:cs="Markazi Text" w:eastAsia="Markazi Text" w:hAnsi="Markazi Text"/>
+                <w:rFonts w:ascii="Arakom" w:cs="Arakom" w:eastAsia="Arakom" w:hAnsi="Arakom"/>
                 <w:b w:val="false"/>
                 <w:bCs w:val="false"/>
                 <w:color w:val="111111"/>
@@ -5363,7 +5363,7 @@
             </w:pPr>
             <w:r>
               <w:rPr>
-                <w:rFonts w:ascii="Markazi Text" w:cs="Markazi Text" w:eastAsia="Markazi Text" w:hAnsi="Markazi Text"/>
+                <w:rFonts w:ascii="Arakom" w:cs="Arakom" w:eastAsia="Arakom" w:hAnsi="Arakom"/>
                 <w:b w:val="false"/>
                 <w:bCs w:val="false"/>
                 <w:color w:val="111111"/>
@@ -5489,7 +5489,7 @@
             </w:pPr>
             <w:r>
               <w:rPr>
-                <w:rFonts w:ascii="Markazi Text" w:cs="Markazi Text" w:eastAsia="Markazi Text" w:hAnsi="Markazi Text"/>
+                <w:rFonts w:ascii="Arakom" w:cs="Arakom" w:eastAsia="Arakom" w:hAnsi="Arakom"/>
                 <w:b w:val="false"/>
                 <w:bCs w:val="false"/>
                 <w:color w:val="111111"/>
@@ -5615,7 +5615,7 @@
             </w:pPr>
             <w:r>
               <w:rPr>
-                <w:rFonts w:ascii="Markazi Text" w:cs="Markazi Text" w:eastAsia="Markazi Text" w:hAnsi="Markazi Text"/>
+                <w:rFonts w:ascii="Arakom" w:cs="Arakom" w:eastAsia="Arakom" w:hAnsi="Arakom"/>
                 <w:b w:val="false"/>
                 <w:bCs w:val="false"/>
                 <w:color w:val="111111"/>
@@ -5741,7 +5741,7 @@
             </w:pPr>
             <w:r>
               <w:rPr>
-                <w:rFonts w:ascii="Markazi Text" w:cs="Markazi Text" w:eastAsia="Markazi Text" w:hAnsi="Markazi Text"/>
+                <w:rFonts w:ascii="Arakom" w:cs="Arakom" w:eastAsia="Arakom" w:hAnsi="Arakom"/>
                 <w:b w:val="false"/>
                 <w:bCs w:val="false"/>
                 <w:color w:val="111111"/>
@@ -5867,7 +5867,7 @@
             </w:pPr>
             <w:r>
               <w:rPr>
-                <w:rFonts w:ascii="Markazi Text" w:cs="Markazi Text" w:eastAsia="Markazi Text" w:hAnsi="Markazi Text"/>
+                <w:rFonts w:ascii="Arakom" w:cs="Arakom" w:eastAsia="Arakom" w:hAnsi="Arakom"/>
                 <w:b w:val="false"/>
                 <w:bCs w:val="false"/>
                 <w:color w:val="111111"/>
@@ -6100,7 +6100,7 @@
             </w:pPr>
             <w:r>
               <w:rPr>
-                <w:rFonts w:ascii="Markazi Text" w:cs="Markazi Text" w:eastAsia="Markazi Text" w:hAnsi="Markazi Text"/>
+                <w:rFonts w:ascii="Arakom" w:cs="Arakom" w:eastAsia="Arakom" w:hAnsi="Arakom"/>
                 <w:b w:val="false"/>
                 <w:bCs w:val="false"/>
                 <w:color w:val="111111"/>
@@ -6172,7 +6172,7 @@
             </w:pPr>
             <w:r>
               <w:rPr>
-                <w:rFonts w:ascii="Markazi Text" w:cs="Markazi Text" w:eastAsia="Markazi Text" w:hAnsi="Markazi Text"/>
+                <w:rFonts w:ascii="Arakom" w:cs="Arakom" w:eastAsia="Arakom" w:hAnsi="Arakom"/>
                 <w:b w:val="false"/>
                 <w:bCs w:val="false"/>
                 <w:color w:val="111111"/>
@@ -6244,7 +6244,7 @@
             </w:pPr>
             <w:r>
               <w:rPr>
-                <w:rFonts w:ascii="Markazi Text" w:cs="Markazi Text" w:eastAsia="Markazi Text" w:hAnsi="Markazi Text"/>
+                <w:rFonts w:ascii="Arakom" w:cs="Arakom" w:eastAsia="Arakom" w:hAnsi="Arakom"/>
                 <w:b w:val="false"/>
                 <w:bCs w:val="false"/>
                 <w:color w:val="111111"/>
@@ -6316,7 +6316,7 @@
             </w:pPr>
             <w:r>
               <w:rPr>
-                <w:rFonts w:ascii="Markazi Text" w:cs="Markazi Text" w:eastAsia="Markazi Text" w:hAnsi="Markazi Text"/>
+                <w:rFonts w:ascii="Arakom" w:cs="Arakom" w:eastAsia="Arakom" w:hAnsi="Arakom"/>
                 <w:b w:val="false"/>
                 <w:bCs w:val="false"/>
                 <w:color w:val="111111"/>
@@ -6388,7 +6388,7 @@
             </w:pPr>
             <w:r>
               <w:rPr>
-                <w:rFonts w:ascii="Markazi Text" w:cs="Markazi Text" w:eastAsia="Markazi Text" w:hAnsi="Markazi Text"/>
+                <w:rFonts w:ascii="Arakom" w:cs="Arakom" w:eastAsia="Arakom" w:hAnsi="Arakom"/>
                 <w:b w:val="false"/>
                 <w:bCs w:val="false"/>
                 <w:color w:val="111111"/>
@@ -6540,7 +6540,7 @@
             </w:pPr>
             <w:r>
               <w:rPr>
-                <w:rFonts w:ascii="Markazi Text" w:cs="Markazi Text" w:eastAsia="Markazi Text" w:hAnsi="Markazi Text"/>
+                <w:rFonts w:ascii="Arakom" w:cs="Arakom" w:eastAsia="Arakom" w:hAnsi="Arakom"/>
                 <w:b w:val="false"/>
                 <w:bCs w:val="false"/>
                 <w:color w:val="111111"/>
@@ -7166,7 +7166,7 @@
             </w:pPr>
             <w:r>
               <w:rPr>
-                <w:rFonts w:ascii="Markazi Text" w:cs="Markazi Text" w:eastAsia="Markazi Text" w:hAnsi="Markazi Text"/>
+                <w:rFonts w:ascii="Arakom" w:cs="Arakom" w:eastAsia="Arakom" w:hAnsi="Arakom"/>
                 <w:b w:val="false"/>
                 <w:bCs w:val="false"/>
                 <w:color w:val="111111"/>
@@ -7184,7 +7184,7 @@
             </w:pPr>
             <w:r>
               <w:rPr>
-                <w:rFonts w:ascii="Markazi Text" w:cs="Markazi Text" w:eastAsia="Markazi Text" w:hAnsi="Markazi Text"/>
+                <w:rFonts w:ascii="Arakom" w:cs="Arakom" w:eastAsia="Arakom" w:hAnsi="Arakom"/>
                 <w:b w:val="false"/>
                 <w:bCs w:val="false"/>
                 <w:color w:val="111111"/>
@@ -7202,7 +7202,7 @@
             </w:pPr>
             <w:r>
               <w:rPr>
-                <w:rFonts w:ascii="Markazi Text" w:cs="Markazi Text" w:eastAsia="Markazi Text" w:hAnsi="Markazi Text"/>
+                <w:rFonts w:ascii="Arakom" w:cs="Arakom" w:eastAsia="Arakom" w:hAnsi="Arakom"/>
                 <w:b w:val="false"/>
                 <w:bCs w:val="false"/>
                 <w:color w:val="111111"/>
@@ -7390,7 +7390,7 @@
             </w:pPr>
             <w:r>
               <w:rPr>
-                <w:rFonts w:ascii="Markazi Text" w:cs="Markazi Text" w:eastAsia="Markazi Text" w:hAnsi="Markazi Text"/>
+                <w:rFonts w:ascii="Arakom" w:cs="Arakom" w:eastAsia="Arakom" w:hAnsi="Arakom"/>
                 <w:b w:val="false"/>
                 <w:bCs w:val="false"/>
                 <w:color w:val="111111"/>
@@ -7408,7 +7408,7 @@
             </w:pPr>
             <w:r>
               <w:rPr>
-                <w:rFonts w:ascii="Markazi Text" w:cs="Markazi Text" w:eastAsia="Markazi Text" w:hAnsi="Markazi Text"/>
+                <w:rFonts w:ascii="Arakom" w:cs="Arakom" w:eastAsia="Arakom" w:hAnsi="Arakom"/>
                 <w:b w:val="false"/>
                 <w:bCs w:val="false"/>
                 <w:color w:val="111111"/>
@@ -7690,7 +7690,7 @@
             </w:pPr>
             <w:r>
               <w:rPr>
-                <w:rFonts w:ascii="Markazi Text" w:cs="Markazi Text" w:eastAsia="Markazi Text" w:hAnsi="Markazi Text"/>
+                <w:rFonts w:ascii="Arakom" w:cs="Arakom" w:eastAsia="Arakom" w:hAnsi="Arakom"/>
                 <w:b w:val="false"/>
                 <w:bCs w:val="false"/>
                 <w:color w:val="111111"/>
@@ -7708,7 +7708,7 @@
             </w:pPr>
             <w:r>
               <w:rPr>
-                <w:rFonts w:ascii="Markazi Text" w:cs="Markazi Text" w:eastAsia="Markazi Text" w:hAnsi="Markazi Text"/>
+                <w:rFonts w:ascii="Arakom" w:cs="Arakom" w:eastAsia="Arakom" w:hAnsi="Arakom"/>
                 <w:b w:val="false"/>
                 <w:bCs w:val="false"/>
                 <w:color w:val="111111"/>
